--- a/Telecom_Customer_Churn_Project_Report_Anaganti_Sairishikesh.docx
+++ b/Telecom_Customer_Churn_Project_Report_Anaganti_Sairishikesh.docx
@@ -9818,7 +9818,7 @@
           <w:color w:val="374151"/>
           <w:sz w:val="22"/>
         </w:rPr>
-        <w:t>The TelcoPulse AI production web application includes five dedicated operational modules:</w:t>
+        <w:t>The TelcoPulse AI production web application (deployed live at https://telecomcustomers.streamlit.app/) includes six dedicated operational modules:</w:t>
       </w:r>
     </w:p>
     <w:p>
@@ -9854,7 +9854,7 @@
       <w:r>
         <w:drawing>
           <wp:inline xmlns:a="http://schemas.openxmlformats.org/drawingml/2006/main" xmlns:pic="http://schemas.openxmlformats.org/drawingml/2006/picture">
-            <wp:extent cx="5486400" cy="3722914"/>
+            <wp:extent cx="5486400" cy="3593780"/>
             <wp:docPr id="4" name="Picture 4"/>
             <wp:cNvGraphicFramePr>
               <a:graphicFrameLocks noChangeAspect="1"/>
@@ -9875,7 +9875,7 @@
                   <pic:spPr>
                     <a:xfrm>
                       <a:off x="0" y="0"/>
-                      <a:ext cx="5486400" cy="3722914"/>
+                      <a:ext cx="5486400" cy="3593780"/>
                     </a:xfrm>
                     <a:prstGeom prst="rect"/>
                   </pic:spPr>
@@ -9914,7 +9914,7 @@
           <w:color w:val="2563EB"/>
           <w:sz w:val="26"/>
         </w:rPr>
-        <w:t>Figure 5: What-If Retention Strategy Simulator</w:t>
+        <w:t>Figure 5: ✨ GenAI Customer Retention Copilot Interface</w:t>
       </w:r>
     </w:p>
     <w:p>
@@ -9927,14 +9927,14 @@
           <w:color w:val="374151"/>
           <w:sz w:val="22"/>
         </w:rPr>
-        <w:t>Enables customer service agents to test contract extensions, technical support bundles, and billing discounts to simulate risk reduction in real time before pitching counter-offers.</w:t>
+        <w:t>Features prompt orchestration, multi-angle stochastic reasoning, Creativity/Temperature slider (0.2–1.0), and 4 generated retention assets: personalized win-back emails, frontline agent call scripts, concession hierarchy, and CRM JSON payload.</w:t>
       </w:r>
     </w:p>
     <w:p>
       <w:r>
         <w:drawing>
           <wp:inline xmlns:a="http://schemas.openxmlformats.org/drawingml/2006/main" xmlns:pic="http://schemas.openxmlformats.org/drawingml/2006/picture">
-            <wp:extent cx="5486400" cy="3722914"/>
+            <wp:extent cx="5486400" cy="3593780"/>
             <wp:docPr id="5" name="Picture 5"/>
             <wp:cNvGraphicFramePr>
               <a:graphicFrameLocks noChangeAspect="1"/>
@@ -9943,7 +9943,7 @@
               <a:graphicData uri="http://schemas.openxmlformats.org/drawingml/2006/picture">
                 <pic:pic>
                   <pic:nvPicPr>
-                    <pic:cNvPr id="0" name="02_what_if_sandbox.png"/>
+                    <pic:cNvPr id="0" name="10_genai_copilot_ui.png"/>
                     <pic:cNvPicPr/>
                   </pic:nvPicPr>
                   <pic:blipFill>
@@ -9955,7 +9955,7 @@
                   <pic:spPr>
                     <a:xfrm>
                       <a:off x="0" y="0"/>
-                      <a:ext cx="5486400" cy="3722914"/>
+                      <a:ext cx="5486400" cy="3593780"/>
                     </a:xfrm>
                     <a:prstGeom prst="rect"/>
                   </pic:spPr>
@@ -9978,7 +9978,7 @@
           <w:color w:val="6B7280"/>
           <w:sz w:val="18"/>
         </w:rPr>
-        <w:t>Figure 5: What-If Retention Strategy Simulator</w:t>
+        <w:t>Figure 5: ✨ GenAI Customer Retention Copilot Interface</w:t>
       </w:r>
     </w:p>
     <w:p>
@@ -9994,7 +9994,7 @@
           <w:color w:val="2563EB"/>
           <w:sz w:val="26"/>
         </w:rPr>
-        <w:t>Figure 6: Batch Cohort Scoring &amp; Prioritized Action Queue</w:t>
+        <w:t>Figure 6: What-If Retention Strategy Simulator</w:t>
       </w:r>
     </w:p>
     <w:p>
@@ -10007,14 +10007,14 @@
           <w:color w:val="374151"/>
           <w:sz w:val="22"/>
         </w:rPr>
-        <w:t>Scores entire subscriber rosters (.csv), ranks accounts by expected annual financial loss, and generates downloadable prioritized campaign lists for targeted marketing outreach.</w:t>
+        <w:t>Enables customer service agents to test contract extensions, technical support bundles, and billing discounts to simulate risk reduction in real time before pitching counter-offers.</w:t>
       </w:r>
     </w:p>
     <w:p>
       <w:r>
         <w:drawing>
           <wp:inline xmlns:a="http://schemas.openxmlformats.org/drawingml/2006/main" xmlns:pic="http://schemas.openxmlformats.org/drawingml/2006/picture">
-            <wp:extent cx="5486400" cy="3722914"/>
+            <wp:extent cx="5486400" cy="3593780"/>
             <wp:docPr id="6" name="Picture 6"/>
             <wp:cNvGraphicFramePr>
               <a:graphicFrameLocks noChangeAspect="1"/>
@@ -10023,7 +10023,7 @@
               <a:graphicData uri="http://schemas.openxmlformats.org/drawingml/2006/picture">
                 <pic:pic>
                   <pic:nvPicPr>
-                    <pic:cNvPr id="0" name="03_batch_scoring_queue.png"/>
+                    <pic:cNvPr id="0" name="02_what_if_sandbox.png"/>
                     <pic:cNvPicPr/>
                   </pic:nvPicPr>
                   <pic:blipFill>
@@ -10035,7 +10035,7 @@
                   <pic:spPr>
                     <a:xfrm>
                       <a:off x="0" y="0"/>
-                      <a:ext cx="5486400" cy="3722914"/>
+                      <a:ext cx="5486400" cy="3593780"/>
                     </a:xfrm>
                     <a:prstGeom prst="rect"/>
                   </pic:spPr>
@@ -10058,7 +10058,7 @@
           <w:color w:val="6B7280"/>
           <w:sz w:val="18"/>
         </w:rPr>
-        <w:t>Figure 6: Batch Cohort Scoring &amp; Prioritized Action Queue</w:t>
+        <w:t>Figure 6: What-If Retention Strategy Simulator</w:t>
       </w:r>
     </w:p>
     <w:p>
@@ -10074,7 +10074,7 @@
           <w:color w:val="2563EB"/>
           <w:sz w:val="26"/>
         </w:rPr>
-        <w:t>Figure 7: Executive Cohort Analytics &amp; Macro EDA</w:t>
+        <w:t>Figure 7: Batch Cohort Scoring &amp; Prioritized Action Queue</w:t>
       </w:r>
     </w:p>
     <w:p>
@@ -10087,14 +10087,14 @@
           <w:color w:val="374151"/>
           <w:sz w:val="22"/>
         </w:rPr>
-        <w:t>Presents macro-level retention insights across contract types, payment methods, monthly charges distribution, and tech support adoption.</w:t>
+        <w:t>Scores entire subscriber rosters (.csv), ranks accounts by expected annual financial loss, and generates downloadable prioritized campaign lists for targeted marketing outreach.</w:t>
       </w:r>
     </w:p>
     <w:p>
       <w:r>
         <w:drawing>
           <wp:inline xmlns:a="http://schemas.openxmlformats.org/drawingml/2006/main" xmlns:pic="http://schemas.openxmlformats.org/drawingml/2006/picture">
-            <wp:extent cx="5486400" cy="3722914"/>
+            <wp:extent cx="5486400" cy="3593780"/>
             <wp:docPr id="7" name="Picture 7"/>
             <wp:cNvGraphicFramePr>
               <a:graphicFrameLocks noChangeAspect="1"/>
@@ -10103,7 +10103,7 @@
               <a:graphicData uri="http://schemas.openxmlformats.org/drawingml/2006/picture">
                 <pic:pic>
                   <pic:nvPicPr>
-                    <pic:cNvPr id="0" name="04_executive_cohort_insights.png"/>
+                    <pic:cNvPr id="0" name="03_batch_scoring_queue.png"/>
                     <pic:cNvPicPr/>
                   </pic:nvPicPr>
                   <pic:blipFill>
@@ -10115,7 +10115,7 @@
                   <pic:spPr>
                     <a:xfrm>
                       <a:off x="0" y="0"/>
-                      <a:ext cx="5486400" cy="3722914"/>
+                      <a:ext cx="5486400" cy="3593780"/>
                     </a:xfrm>
                     <a:prstGeom prst="rect"/>
                   </pic:spPr>
@@ -10138,7 +10138,7 @@
           <w:color w:val="6B7280"/>
           <w:sz w:val="18"/>
         </w:rPr>
-        <w:t>Figure 7: Executive Cohort Analytics &amp; Macro EDA</w:t>
+        <w:t>Figure 7: Batch Cohort Scoring &amp; Prioritized Action Queue</w:t>
       </w:r>
     </w:p>
     <w:p>
@@ -10154,7 +10154,7 @@
           <w:color w:val="2563EB"/>
           <w:sz w:val="26"/>
         </w:rPr>
-        <w:t>Figure 8: Model Transparency &amp; Global Feature Importance</w:t>
+        <w:t>Figure 8: Executive Cohort Analytics &amp; Macro EDA</w:t>
       </w:r>
     </w:p>
     <w:p>
@@ -10167,14 +10167,14 @@
           <w:color w:val="374151"/>
           <w:sz w:val="22"/>
         </w:rPr>
-        <w:t>Provides complete transparency into pipeline architecture, preprocessing parameters, and global beta coefficients.</w:t>
+        <w:t>Presents macro-level retention insights across contract types, payment methods, monthly charges distribution, and tech support adoption.</w:t>
       </w:r>
     </w:p>
     <w:p>
       <w:r>
         <w:drawing>
           <wp:inline xmlns:a="http://schemas.openxmlformats.org/drawingml/2006/main" xmlns:pic="http://schemas.openxmlformats.org/drawingml/2006/picture">
-            <wp:extent cx="5486400" cy="3722914"/>
+            <wp:extent cx="5486400" cy="3593780"/>
             <wp:docPr id="8" name="Picture 8"/>
             <wp:cNvGraphicFramePr>
               <a:graphicFrameLocks noChangeAspect="1"/>
@@ -10183,7 +10183,7 @@
               <a:graphicData uri="http://schemas.openxmlformats.org/drawingml/2006/picture">
                 <pic:pic>
                   <pic:nvPicPr>
-                    <pic:cNvPr id="0" name="05_model_diagnostics.png"/>
+                    <pic:cNvPr id="0" name="04_executive_cohort_insights.png"/>
                     <pic:cNvPicPr/>
                   </pic:nvPicPr>
                   <pic:blipFill>
@@ -10195,7 +10195,7 @@
                   <pic:spPr>
                     <a:xfrm>
                       <a:off x="0" y="0"/>
-                      <a:ext cx="5486400" cy="3722914"/>
+                      <a:ext cx="5486400" cy="3593780"/>
                     </a:xfrm>
                     <a:prstGeom prst="rect"/>
                   </pic:spPr>
@@ -10218,7 +10218,87 @@
           <w:color w:val="6B7280"/>
           <w:sz w:val="18"/>
         </w:rPr>
-        <w:t>Figure 8: Model Transparency &amp; Global Feature Importance</w:t>
+        <w:t>Figure 8: Executive Cohort Analytics &amp; Macro EDA</w:t>
+      </w:r>
+    </w:p>
+    <w:p>
+      <w:pPr>
+        <w:pStyle w:val="Heading2"/>
+        <w:keepNext/>
+        <w:spacing w:before="280" w:after="80"/>
+      </w:pPr>
+      <w:r>
+        <w:rPr>
+          <w:rFonts w:ascii="Calibri" w:hAnsi="Calibri"/>
+          <w:b/>
+          <w:color w:val="2563EB"/>
+          <w:sz w:val="26"/>
+        </w:rPr>
+        <w:t>Figure 9: Model Transparency &amp; Global Feature Importance</w:t>
+      </w:r>
+    </w:p>
+    <w:p>
+      <w:pPr>
+        <w:spacing w:after="80" w:line="276" w:lineRule="auto"/>
+      </w:pPr>
+      <w:r>
+        <w:rPr>
+          <w:rFonts w:ascii="Calibri" w:hAnsi="Calibri"/>
+          <w:color w:val="374151"/>
+          <w:sz w:val="22"/>
+        </w:rPr>
+        <w:t>Provides complete transparency into pipeline architecture, preprocessing parameters, and global beta coefficients.</w:t>
+      </w:r>
+    </w:p>
+    <w:p>
+      <w:r>
+        <w:drawing>
+          <wp:inline xmlns:a="http://schemas.openxmlformats.org/drawingml/2006/main" xmlns:pic="http://schemas.openxmlformats.org/drawingml/2006/picture">
+            <wp:extent cx="5486400" cy="3593780"/>
+            <wp:docPr id="9" name="Picture 9"/>
+            <wp:cNvGraphicFramePr>
+              <a:graphicFrameLocks noChangeAspect="1"/>
+            </wp:cNvGraphicFramePr>
+            <a:graphic>
+              <a:graphicData uri="http://schemas.openxmlformats.org/drawingml/2006/picture">
+                <pic:pic>
+                  <pic:nvPicPr>
+                    <pic:cNvPr id="0" name="05_model_diagnostics.png"/>
+                    <pic:cNvPicPr/>
+                  </pic:nvPicPr>
+                  <pic:blipFill>
+                    <a:blip r:embed="rId17"/>
+                    <a:stretch>
+                      <a:fillRect/>
+                    </a:stretch>
+                  </pic:blipFill>
+                  <pic:spPr>
+                    <a:xfrm>
+                      <a:off x="0" y="0"/>
+                      <a:ext cx="5486400" cy="3593780"/>
+                    </a:xfrm>
+                    <a:prstGeom prst="rect"/>
+                  </pic:spPr>
+                </pic:pic>
+              </a:graphicData>
+            </a:graphic>
+          </wp:inline>
+        </w:drawing>
+      </w:r>
+    </w:p>
+    <w:p>
+      <w:pPr>
+        <w:spacing w:after="280"/>
+        <w:jc w:val="center"/>
+      </w:pPr>
+      <w:r>
+        <w:rPr>
+          <w:rFonts w:ascii="Calibri" w:hAnsi="Calibri"/>
+          <w:i/>
+          <w:color w:val="6B7280"/>
+          <w:sz w:val="18"/>
+        </w:rPr>
+        <w:t>Figure 9: Model Transparency &amp; Global Feature Importance</w:t>
       </w:r>
     </w:p>
     <w:p>

--- a/Telecom_Customer_Churn_Project_Report_Anaganti_Sairishikesh.docx
+++ b/Telecom_Customer_Churn_Project_Report_Anaganti_Sairishikesh.docx
@@ -100,6 +100,24 @@
                 <w:color w:val="1E3A8A"/>
                 <w:sz w:val="22"/>
               </w:rPr>
+              <w:t xml:space="preserve">Guided by / Mentor: </w:t>
+            </w:r>
+            <w:r>
+              <w:rPr>
+                <w:rFonts w:ascii="Calibri" w:hAnsi="Calibri"/>
+                <w:color w:val="1F2937"/>
+                <w:sz w:val="22"/>
+              </w:rPr>
+              <w:t>Raghavendra Rao</w:t>
+              <w:br/>
+            </w:r>
+            <w:r>
+              <w:rPr>
+                <w:rFonts w:ascii="Calibri" w:hAnsi="Calibri"/>
+                <w:b/>
+                <w:color w:val="1E3A8A"/>
+                <w:sz w:val="22"/>
+              </w:rPr>
               <w:t xml:space="preserve">College Name: </w:t>
             </w:r>
             <w:r>
@@ -108,7 +126,7 @@
                 <w:color w:val="1F2937"/>
                 <w:sz w:val="22"/>
               </w:rPr>
-              <w:t>Engineering &amp; Technology Institute / University</w:t>
+              <w:t>Teegala Krishna Reddy Engineering College</w:t>
               <w:br/>
             </w:r>
             <w:r>
@@ -144,7 +162,7 @@
                 <w:color w:val="1F2937"/>
                 <w:sz w:val="22"/>
               </w:rPr>
-              <w:t>Final / Pre-Final Year (2025 - 2026)</w:t>
+              <w:t>Final Year (2026 - 2027)</w:t>
               <w:br/>
             </w:r>
             <w:r>
@@ -11594,6 +11612,390 @@
       <w:pPr>
         <w:pStyle w:val="Heading1"/>
         <w:keepNext/>
+        <w:spacing w:before="0" w:after="60"/>
+      </w:pPr>
+      <w:r>
+        <w:rPr>
+          <w:rFonts w:ascii="Calibri" w:hAnsi="Calibri"/>
+          <w:b/>
+          <w:color w:val="1E3A8A"/>
+          <w:sz w:val="28"/>
+        </w:rPr>
+        <w:t>14. User Interface: 14.7 Enterprise Database &amp; Customer CRM Explorer</w:t>
+      </w:r>
+    </w:p>
+    <w:p>
+      <w:pPr>
+        <w:spacing w:before="0" w:after="80" w:line="269" w:lineRule="auto"/>
+      </w:pPr>
+      <w:r>
+        <w:rPr>
+          <w:rFonts w:ascii="Calibri" w:hAnsi="Calibri"/>
+          <w:color w:val="374151"/>
+          <w:sz w:val="20"/>
+        </w:rPr>
+        <w:t>Provides dual-engine relational persistence via MySQL (XAMPP Port 3306) and SQLite with a real-time Analytical SQL Query Sandbox and CRM lifecycle status tracking.</w:t>
+      </w:r>
+    </w:p>
+    <w:p>
+      <w:r>
+        <w:drawing>
+          <wp:inline xmlns:a="http://schemas.openxmlformats.org/drawingml/2006/main" xmlns:pic="http://schemas.openxmlformats.org/drawingml/2006/picture">
+            <wp:extent cx="5669280" cy="3526917"/>
+            <wp:docPr id="8" name="Picture 8"/>
+            <wp:cNvGraphicFramePr>
+              <a:graphicFrameLocks noChangeAspect="1"/>
+            </wp:cNvGraphicFramePr>
+            <a:graphic>
+              <a:graphicData uri="http://schemas.openxmlformats.org/drawingml/2006/picture">
+                <pic:pic>
+                  <pic:nvPicPr>
+                    <pic:cNvPr id="0" name="06_database_crm_explorer.png"/>
+                    <pic:cNvPicPr/>
+                  </pic:nvPicPr>
+                  <pic:blipFill>
+                    <a:blip r:embed="rId18"/>
+                    <a:stretch>
+                      <a:fillRect/>
+                    </a:stretch>
+                  </pic:blipFill>
+                  <pic:spPr>
+                    <a:xfrm>
+                      <a:off x="0" y="0"/>
+                      <a:ext cx="5669280" cy="3526917"/>
+                    </a:xfrm>
+                    <a:prstGeom prst="rect"/>
+                  </pic:spPr>
+                </pic:pic>
+              </a:graphicData>
+            </a:graphic>
+          </wp:inline>
+        </w:drawing>
+      </w:r>
+    </w:p>
+    <w:p>
+      <w:pPr>
+        <w:spacing w:before="40" w:after="80"/>
+        <w:jc w:val="center"/>
+      </w:pPr>
+      <w:r>
+        <w:rPr>
+          <w:rFonts w:ascii="Calibri" w:hAnsi="Calibri"/>
+          <w:i/>
+          <w:color w:val="6B7280"/>
+          <w:sz w:val="17"/>
+        </w:rPr>
+        <w:t>Figure 8: Enterprise Database &amp; Customer CRM Explorer with SQL Sandbox</w:t>
+      </w:r>
+    </w:p>
+    <w:tbl>
+      <w:tblPr>
+        <w:tblW w:type="auto" w:w="0"/>
+        <w:jc w:val="center"/>
+        <w:tblLook w:firstColumn="1" w:firstRow="1" w:lastColumn="0" w:lastRow="0" w:noHBand="0" w:noVBand="1" w:val="04A0"/>
+      </w:tblPr>
+      <w:tblGrid>
+        <w:gridCol w:w="5040"/>
+        <w:gridCol w:w="5040"/>
+      </w:tblGrid>
+      <w:tr>
+        <w:trPr>
+          <w:tblHeader/>
+          <w:cantSplit/>
+        </w:trPr>
+        <w:tc>
+          <w:tcPr>
+            <w:tcW w:type="dxa" w:w="3168"/>
+            <w:shd w:fill="1E3A8A"/>
+            <w:tcMar>
+              <w:top w:w="70" w:type="dxa"/>
+              <w:bottom w:w="70" w:type="dxa"/>
+              <w:left w:w="70" w:type="dxa"/>
+              <w:right w:w="70" w:type="dxa"/>
+            </w:tcMar>
+          </w:tcPr>
+          <w:p>
+            <w:pPr>
+              <w:spacing w:after="0"/>
+              <w:jc w:val="center"/>
+            </w:pPr>
+            <w:r>
+              <w:rPr>
+                <w:rFonts w:ascii="Calibri" w:hAnsi="Calibri"/>
+                <w:b/>
+                <w:color w:val="FFFFFF"/>
+                <w:sz w:val="18"/>
+              </w:rPr>
+              <w:t>Key Feature / UI Component</w:t>
+            </w:r>
+          </w:p>
+        </w:tc>
+        <w:tc>
+          <w:tcPr>
+            <w:tcW w:type="dxa" w:w="6912"/>
+            <w:shd w:fill="1E3A8A"/>
+            <w:tcMar>
+              <w:top w:w="70" w:type="dxa"/>
+              <w:bottom w:w="70" w:type="dxa"/>
+              <w:left w:w="70" w:type="dxa"/>
+              <w:right w:w="70" w:type="dxa"/>
+            </w:tcMar>
+          </w:tcPr>
+          <w:p>
+            <w:pPr>
+              <w:spacing w:after="0"/>
+              <w:jc w:val="center"/>
+            </w:pPr>
+            <w:r>
+              <w:rPr>
+                <w:rFonts w:ascii="Calibri" w:hAnsi="Calibri"/>
+                <w:b/>
+                <w:color w:val="FFFFFF"/>
+                <w:sz w:val="18"/>
+              </w:rPr>
+              <w:t>Operational Purpose &amp; Business Value</w:t>
+            </w:r>
+          </w:p>
+        </w:tc>
+      </w:tr>
+      <w:tr>
+        <w:trPr>
+          <w:cantSplit/>
+        </w:trPr>
+        <w:tc>
+          <w:tcPr>
+            <w:tcW w:type="dxa" w:w="3168"/>
+            <w:shd w:fill="FFFFFF"/>
+            <w:tcMar>
+              <w:top w:w="35" w:type="dxa"/>
+              <w:bottom w:w="35" w:type="dxa"/>
+              <w:left w:w="70" w:type="dxa"/>
+              <w:right w:w="70" w:type="dxa"/>
+            </w:tcMar>
+          </w:tcPr>
+          <w:p>
+            <w:pPr>
+              <w:spacing w:after="0"/>
+              <w:jc w:val="left"/>
+            </w:pPr>
+            <w:r>
+              <w:rPr>
+                <w:rFonts w:ascii="Calibri" w:hAnsi="Calibri"/>
+                <w:color w:val="1F2937"/>
+                <w:sz w:val="17"/>
+              </w:rPr>
+              <w:t>Database Dashboard &amp; KPI Metrics</w:t>
+            </w:r>
+          </w:p>
+        </w:tc>
+        <w:tc>
+          <w:tcPr>
+            <w:tcW w:type="dxa" w:w="6912"/>
+            <w:shd w:fill="FFFFFF"/>
+            <w:tcMar>
+              <w:top w:w="35" w:type="dxa"/>
+              <w:bottom w:w="35" w:type="dxa"/>
+              <w:left w:w="70" w:type="dxa"/>
+              <w:right w:w="70" w:type="dxa"/>
+            </w:tcMar>
+          </w:tcPr>
+          <w:p>
+            <w:pPr>
+              <w:spacing w:after="0"/>
+              <w:jc w:val="left"/>
+            </w:pPr>
+            <w:r>
+              <w:rPr>
+                <w:rFonts w:ascii="Calibri" w:hAnsi="Calibri"/>
+                <w:color w:val="1F2937"/>
+                <w:sz w:val="17"/>
+              </w:rPr>
+              <w:t>Tracks total persisted diagnoses, critical churn exposure count, and average churn probability.</w:t>
+            </w:r>
+          </w:p>
+        </w:tc>
+      </w:tr>
+      <w:tr>
+        <w:trPr>
+          <w:cantSplit/>
+        </w:trPr>
+        <w:tc>
+          <w:tcPr>
+            <w:tcW w:type="dxa" w:w="3168"/>
+            <w:shd w:fill="F8FAFC"/>
+            <w:tcMar>
+              <w:top w:w="35" w:type="dxa"/>
+              <w:bottom w:w="35" w:type="dxa"/>
+              <w:left w:w="70" w:type="dxa"/>
+              <w:right w:w="70" w:type="dxa"/>
+            </w:tcMar>
+          </w:tcPr>
+          <w:p>
+            <w:pPr>
+              <w:spacing w:after="0"/>
+              <w:jc w:val="left"/>
+            </w:pPr>
+            <w:r>
+              <w:rPr>
+                <w:rFonts w:ascii="Calibri" w:hAnsi="Calibri"/>
+                <w:color w:val="1F2937"/>
+                <w:sz w:val="17"/>
+              </w:rPr>
+              <w:t>Customer Predictions Table</w:t>
+            </w:r>
+          </w:p>
+        </w:tc>
+        <w:tc>
+          <w:tcPr>
+            <w:tcW w:type="dxa" w:w="6912"/>
+            <w:shd w:fill="F8FAFC"/>
+            <w:tcMar>
+              <w:top w:w="35" w:type="dxa"/>
+              <w:bottom w:w="35" w:type="dxa"/>
+              <w:left w:w="70" w:type="dxa"/>
+              <w:right w:w="70" w:type="dxa"/>
+            </w:tcMar>
+          </w:tcPr>
+          <w:p>
+            <w:pPr>
+              <w:spacing w:after="0"/>
+              <w:jc w:val="left"/>
+            </w:pPr>
+            <w:r>
+              <w:rPr>
+                <w:rFonts w:ascii="Calibri" w:hAnsi="Calibri"/>
+                <w:color w:val="1F2937"/>
+                <w:sz w:val="17"/>
+              </w:rPr>
+              <w:t>Searchable, filterable ledger of all assessed accounts with 1-click CSV export.</w:t>
+            </w:r>
+          </w:p>
+        </w:tc>
+      </w:tr>
+      <w:tr>
+        <w:trPr>
+          <w:cantSplit/>
+        </w:trPr>
+        <w:tc>
+          <w:tcPr>
+            <w:tcW w:type="dxa" w:w="3168"/>
+            <w:shd w:fill="FFFFFF"/>
+            <w:tcMar>
+              <w:top w:w="35" w:type="dxa"/>
+              <w:bottom w:w="35" w:type="dxa"/>
+              <w:left w:w="70" w:type="dxa"/>
+              <w:right w:w="70" w:type="dxa"/>
+            </w:tcMar>
+          </w:tcPr>
+          <w:p>
+            <w:pPr>
+              <w:spacing w:after="0"/>
+              <w:jc w:val="left"/>
+            </w:pPr>
+            <w:r>
+              <w:rPr>
+                <w:rFonts w:ascii="Calibri" w:hAnsi="Calibri"/>
+                <w:color w:val="1F2937"/>
+                <w:sz w:val="17"/>
+              </w:rPr>
+              <w:t>GenAI Campaign Log &amp; Tracker</w:t>
+            </w:r>
+          </w:p>
+        </w:tc>
+        <w:tc>
+          <w:tcPr>
+            <w:tcW w:type="dxa" w:w="6912"/>
+            <w:shd w:fill="FFFFFF"/>
+            <w:tcMar>
+              <w:top w:w="35" w:type="dxa"/>
+              <w:bottom w:w="35" w:type="dxa"/>
+              <w:left w:w="70" w:type="dxa"/>
+              <w:right w:w="70" w:type="dxa"/>
+            </w:tcMar>
+          </w:tcPr>
+          <w:p>
+            <w:pPr>
+              <w:spacing w:after="0"/>
+              <w:jc w:val="left"/>
+            </w:pPr>
+            <w:r>
+              <w:rPr>
+                <w:rFonts w:ascii="Calibri" w:hAnsi="Calibri"/>
+                <w:color w:val="1F2937"/>
+                <w:sz w:val="17"/>
+              </w:rPr>
+              <w:t>Maintains campaign states (Generated -&gt; Dispatched -&gt; Retained -&gt; Churned) and pitch previews.</w:t>
+            </w:r>
+          </w:p>
+        </w:tc>
+      </w:tr>
+      <w:tr>
+        <w:trPr>
+          <w:cantSplit/>
+        </w:trPr>
+        <w:tc>
+          <w:tcPr>
+            <w:tcW w:type="dxa" w:w="3168"/>
+            <w:shd w:fill="F8FAFC"/>
+            <w:tcMar>
+              <w:top w:w="35" w:type="dxa"/>
+              <w:bottom w:w="35" w:type="dxa"/>
+              <w:left w:w="70" w:type="dxa"/>
+              <w:right w:w="70" w:type="dxa"/>
+            </w:tcMar>
+          </w:tcPr>
+          <w:p>
+            <w:pPr>
+              <w:spacing w:after="0"/>
+              <w:jc w:val="left"/>
+            </w:pPr>
+            <w:r>
+              <w:rPr>
+                <w:rFonts w:ascii="Calibri" w:hAnsi="Calibri"/>
+                <w:color w:val="1F2937"/>
+                <w:sz w:val="17"/>
+              </w:rPr>
+              <w:t>Direct Analytical SQL Sandbox</w:t>
+            </w:r>
+          </w:p>
+        </w:tc>
+        <w:tc>
+          <w:tcPr>
+            <w:tcW w:type="dxa" w:w="6912"/>
+            <w:shd w:fill="F8FAFC"/>
+            <w:tcMar>
+              <w:top w:w="35" w:type="dxa"/>
+              <w:bottom w:w="35" w:type="dxa"/>
+              <w:left w:w="70" w:type="dxa"/>
+              <w:right w:w="70" w:type="dxa"/>
+            </w:tcMar>
+          </w:tcPr>
+          <w:p>
+            <w:pPr>
+              <w:spacing w:after="0"/>
+              <w:jc w:val="left"/>
+            </w:pPr>
+            <w:r>
+              <w:rPr>
+                <w:rFonts w:ascii="Calibri" w:hAnsi="Calibri"/>
+                <w:color w:val="1F2937"/>
+                <w:sz w:val="17"/>
+              </w:rPr>
+              <w:t>Executes real-time SQL queries with execution time logging and instant table visualization.</w:t>
+            </w:r>
+          </w:p>
+        </w:tc>
+      </w:tr>
+    </w:tbl>
+    <w:p>
+      <w:r>
+        <w:br w:type="page"/>
+      </w:r>
+    </w:p>
+    <w:p>
+      <w:pPr>
+        <w:pStyle w:val="Heading1"/>
+        <w:keepNext/>
         <w:spacing w:before="0" w:after="80"/>
       </w:pPr>
       <w:r>
